--- a/public/sps/template.docx
+++ b/public/sps/template.docx
@@ -3065,6 +3065,9 @@
             <w:r>
               <w:t>Emergency Storage</w:t>
             </w:r>
+            <w:r>
+              <w:t xml:space="preserve">{{n:det_emergency_storage}}</w:t>
+            </w:r>
           </w:p>
         </w:tc>
         <w:tc>
@@ -3141,6 +3144,9 @@
             <w:r>
               <w:t>Pump Station Well Manufacture Type</w:t>
             </w:r>
+            <w:r>
+              <w:t xml:space="preserve">{{n:det_pump_station_well_manufacture_type}}</w:t>
+            </w:r>
           </w:p>
         </w:tc>
         <w:tc>
@@ -3171,6 +3177,9 @@
             <w:r>
               <w:t>Build Date</w:t>
             </w:r>
+            <w:r>
+              <w:t xml:space="preserve">{{n:det_build_date}}</w:t>
+            </w:r>
           </w:p>
         </w:tc>
         <w:tc>
@@ -3201,6 +3210,9 @@
             <w:r>
               <w:t>Well No.1 – Diameter</w:t>
             </w:r>
+            <w:r>
+              <w:t xml:space="preserve">{{n:det_well_no_1_diameter}}</w:t>
+            </w:r>
           </w:p>
         </w:tc>
         <w:tc>
@@ -3231,6 +3243,9 @@
             <w:r>
               <w:t>Well No 1 - Depth</w:t>
             </w:r>
+            <w:r>
+              <w:t xml:space="preserve">{{n:det_well_no_1_depth}}</w:t>
+            </w:r>
           </w:p>
         </w:tc>
         <w:tc>
@@ -3261,6 +3276,9 @@
             <w:r>
               <w:t>Zero maintenance hole diameter</w:t>
             </w:r>
+            <w:r>
+              <w:t xml:space="preserve">{{n:det_zero_maintenance_hole_diameter}}</w:t>
+            </w:r>
           </w:p>
         </w:tc>
         <w:tc>
@@ -3291,6 +3309,9 @@
             <w:r>
               <w:t>Zero maintenance hole access cover internal diameter</w:t>
             </w:r>
+            <w:r>
+              <w:t xml:space="preserve">{{n:det_zero_maintenance_hole_access_cover_internal}}</w:t>
+            </w:r>
           </w:p>
         </w:tc>
         <w:tc>
@@ -3321,6 +3342,9 @@
             <w:r>
               <w:t>Zero maintenance hole invert level</w:t>
             </w:r>
+            <w:r>
+              <w:t xml:space="preserve">{{n:det_zero_maintenance_hole_invert_level}}</w:t>
+            </w:r>
           </w:p>
         </w:tc>
         <w:tc>
@@ -3351,6 +3375,9 @@
             <w:r>
               <w:t>Zero maintenance hole depth from top of cover</w:t>
             </w:r>
+            <w:r>
+              <w:t xml:space="preserve">{{n:det_zero_maintenance_hole_depth_from_top}}</w:t>
+            </w:r>
           </w:p>
         </w:tc>
         <w:tc>
@@ -3381,6 +3408,9 @@
             <w:r>
               <w:t>Incoming Pipe Diameter</w:t>
             </w:r>
+            <w:r>
+              <w:t xml:space="preserve">{{n:det_incoming_pipe_diameter}}</w:t>
+            </w:r>
           </w:p>
         </w:tc>
         <w:tc>
@@ -3410,6 +3440,9 @@
             </w:pPr>
             <w:r>
               <w:t>Outgoing Pipe Diameter – SRM mainline</w:t>
+            </w:r>
+            <w:r>
+              <w:t xml:space="preserve">{{n:det_outgoing_pipe_diameter_srm_mainline}}</w:t>
             </w:r>
           </w:p>
         </w:tc>
@@ -3444,6 +3477,9 @@
             <w:r>
               <w:t>Inlet Isolation Valve – SV, KGV, Penstock</w:t>
             </w:r>
+            <w:r>
+              <w:t xml:space="preserve">{{n:det_inlet_isolation_valve_sv_kgv_penstock}}</w:t>
+            </w:r>
           </w:p>
         </w:tc>
         <w:tc>
@@ -3474,6 +3510,9 @@
             <w:r>
               <w:t>Spindle to Inlet Valve</w:t>
             </w:r>
+            <w:r>
+              <w:t xml:space="preserve">{{n:det_spindle_to_inlet_valve}}</w:t>
+            </w:r>
           </w:p>
         </w:tc>
         <w:tc>
@@ -3504,6 +3543,9 @@
             <w:r>
               <w:t xml:space="preserve">Wet Well Inlet Pipe Type </w:t>
             </w:r>
+            <w:r>
+              <w:t xml:space="preserve">{{n:det_wet_well_inlet_pipe_type}}</w:t>
+            </w:r>
           </w:p>
         </w:tc>
         <w:tc>
@@ -3534,6 +3576,9 @@
             <w:r>
               <w:t>Wet Well Inlet Pipe Suitable for Reuse?</w:t>
             </w:r>
+            <w:r>
+              <w:t xml:space="preserve">{{n:det_wet_well_inlet_pipe_suitable_for}}</w:t>
+            </w:r>
           </w:p>
         </w:tc>
         <w:tc>
@@ -3564,6 +3609,9 @@
             <w:r>
               <w:t>Discharge pipe condition Through wall – Reuse or Replace</w:t>
             </w:r>
+            <w:r>
+              <w:t xml:space="preserve">{{n:det_discharge_pipe_condition_through_wall_reuse}}</w:t>
+            </w:r>
           </w:p>
         </w:tc>
         <w:tc>
@@ -3594,6 +3642,9 @@
             <w:r>
               <w:t>Discharge Bends (Riser Bends)</w:t>
             </w:r>
+            <w:r>
+              <w:t xml:space="preserve">{{n:det_discharge_bends}}</w:t>
+            </w:r>
           </w:p>
         </w:tc>
         <w:tc>
@@ -3624,6 +3675,9 @@
             <w:r>
               <w:t>Support Brackets – Vertical well pipes</w:t>
             </w:r>
+            <w:r>
+              <w:t xml:space="preserve">{{n:det_support_brackets_vertical_well_pipes}}</w:t>
+            </w:r>
           </w:p>
         </w:tc>
         <w:tc>
@@ -3654,6 +3708,9 @@
             <w:r>
               <w:t>Sluice Valve Condition – 1 &amp; 2</w:t>
             </w:r>
+            <w:r>
+              <w:t xml:space="preserve">{{n:det_sluice_valve_condition_1_2}}</w:t>
+            </w:r>
           </w:p>
         </w:tc>
         <w:tc>
@@ -3684,6 +3741,9 @@
             <w:r>
               <w:t xml:space="preserve">Check Valve Condition – 1 &amp; 2 </w:t>
             </w:r>
+            <w:r>
+              <w:t xml:space="preserve">{{n:det_check_valve_condition_1_2}}</w:t>
+            </w:r>
           </w:p>
         </w:tc>
         <w:tc>
@@ -3714,6 +3774,9 @@
             <w:r>
               <w:t>Extension Spindle to all Sluice Valves</w:t>
             </w:r>
+            <w:r>
+              <w:t xml:space="preserve">{{n:det_extension_spindle_to_all_sluice_valves}}</w:t>
+            </w:r>
           </w:p>
         </w:tc>
         <w:tc>
@@ -3744,6 +3807,9 @@
             <w:r>
               <w:t>Spindle Access Cover – Condition</w:t>
             </w:r>
+            <w:r>
+              <w:t xml:space="preserve">{{n:det_spindle_access_cover_condition}}</w:t>
+            </w:r>
           </w:p>
         </w:tc>
         <w:tc>
@@ -3775,6 +3841,9 @@
               <w:lastRenderedPageBreak/>
               <w:t>Do any fittings require replacement inside well</w:t>
             </w:r>
+            <w:r>
+              <w:t xml:space="preserve">{{n:det_do_any_fittings_require_replacement_inside}}</w:t>
+            </w:r>
           </w:p>
         </w:tc>
         <w:tc>
@@ -3805,6 +3874,9 @@
             <w:r>
               <w:t>Do any fittings require replacement outside the Well</w:t>
             </w:r>
+            <w:r>
+              <w:t xml:space="preserve">{{n:det_do_any_fittings_require_replacement_outside}}</w:t>
+            </w:r>
           </w:p>
         </w:tc>
         <w:tc>
@@ -3835,6 +3907,9 @@
             <w:r>
               <w:t>Tapping Point Condition – Mainly tap to pipe</w:t>
             </w:r>
+            <w:r>
+              <w:t xml:space="preserve">{{n:det_tapping_point_condition_mainly_tap_to}}</w:t>
+            </w:r>
           </w:p>
         </w:tc>
         <w:tc>
@@ -3865,6 +3940,9 @@
             <w:r>
               <w:t>Ladder length – Valve Chamber</w:t>
             </w:r>
+            <w:r>
+              <w:t xml:space="preserve">{{n:det_ladder_length_valve_chamber}}</w:t>
+            </w:r>
           </w:p>
         </w:tc>
         <w:tc>
@@ -3895,6 +3973,9 @@
             <w:r>
               <w:t>Ladder Length Wet Well</w:t>
             </w:r>
+            <w:r>
+              <w:t xml:space="preserve">{{n:det_ladder_length_wet_well}}</w:t>
+            </w:r>
           </w:p>
         </w:tc>
         <w:tc>
@@ -3925,6 +4006,9 @@
             <w:r>
               <w:t>Do Ladders have stanchions</w:t>
             </w:r>
+            <w:r>
+              <w:t xml:space="preserve">{{n:det_do_ladders_have_stanchions}}</w:t>
+            </w:r>
           </w:p>
         </w:tc>
         <w:tc>
@@ -3955,6 +4039,9 @@
             <w:r>
               <w:t>Handrail Condition – Valve Chamber to WW</w:t>
             </w:r>
+            <w:r>
+              <w:t xml:space="preserve">{{n:det_handrail_condition_valve_chamber_to_ww}}</w:t>
+            </w:r>
           </w:p>
         </w:tc>
         <w:tc>
@@ -3985,6 +4072,9 @@
             <w:r>
               <w:t>Access Cover Valve Chamber – Condition</w:t>
             </w:r>
+            <w:r>
+              <w:t xml:space="preserve">{{n:det_access_cover_valve_chamber_condition}}</w:t>
+            </w:r>
           </w:p>
         </w:tc>
         <w:tc>
@@ -4015,6 +4105,9 @@
             <w:r>
               <w:t>Valve Chamber – Fall Protection</w:t>
             </w:r>
+            <w:r>
+              <w:t xml:space="preserve">{{n:det_valve_chamber_fall_protection}}</w:t>
+            </w:r>
           </w:p>
         </w:tc>
         <w:tc>
@@ -4045,6 +4138,9 @@
             <w:r>
               <w:t>Rail Safe Inserts in Place</w:t>
             </w:r>
+            <w:r>
+              <w:t xml:space="preserve">{{n:det_rail_safe_inserts_in_place}}</w:t>
+            </w:r>
           </w:p>
         </w:tc>
         <w:tc>
@@ -4075,6 +4171,9 @@
             <w:r>
               <w:t>Davit/s in place &amp; adequate</w:t>
             </w:r>
+            <w:r>
+              <w:t xml:space="preserve">{{n:det_davit_s_in_place_adequate}}</w:t>
+            </w:r>
           </w:p>
         </w:tc>
         <w:tc>
@@ -4105,6 +4204,9 @@
             <w:r>
               <w:t>Discharge Pipe Support Bracket condition – Valve Chamber</w:t>
             </w:r>
+            <w:r>
+              <w:t xml:space="preserve">{{n:det_discharge_pipe_support_bracket_condition_valve}}</w:t>
+            </w:r>
           </w:p>
         </w:tc>
         <w:tc>
@@ -4135,6 +4237,9 @@
             <w:r>
               <w:t>Flow Meter Chamber</w:t>
             </w:r>
+            <w:r>
+              <w:t xml:space="preserve">{{n:det_flow_meter_chamber}}</w:t>
+            </w:r>
           </w:p>
         </w:tc>
         <w:tc>
@@ -4165,6 +4270,9 @@
             <w:r>
               <w:t>Valve Chamber Drainage</w:t>
             </w:r>
+            <w:r>
+              <w:t xml:space="preserve">{{n:det_valve_chamber_drainage}}</w:t>
+            </w:r>
           </w:p>
         </w:tc>
         <w:tc>
@@ -4194,6 +4302,9 @@
             </w:pPr>
             <w:r>
               <w:t>Overflow</w:t>
+            </w:r>
+            <w:r>
+              <w:t xml:space="preserve">{{n:det_overflow}}</w:t>
             </w:r>
           </w:p>
         </w:tc>
@@ -5094,6 +5205,9 @@
             <w:r>
               <w:t>L1 (mm)</w:t>
             </w:r>
+            <w:r>
+              <w:t xml:space="preserve">{{n:open_l1}}</w:t>
+            </w:r>
           </w:p>
         </w:tc>
         <w:tc>
@@ -5124,6 +5238,9 @@
             <w:r>
               <w:t>L2 (mm)</w:t>
             </w:r>
+            <w:r>
+              <w:t xml:space="preserve">{{n:open_l2}}</w:t>
+            </w:r>
           </w:p>
         </w:tc>
         <w:tc>
@@ -5153,6 +5270,9 @@
             </w:pPr>
             <w:r>
               <w:t>Useable Width (U) – Guide Rail Centre to Inner Edge (mm)</w:t>
+            </w:r>
+            <w:r>
+              <w:t xml:space="preserve">{{n:open_useable_width_guide_rail_centre_to}}</w:t>
             </w:r>
           </w:p>
         </w:tc>
@@ -5281,6 +5401,9 @@
             <w:r>
               <w:t>Site Conditions – pavements, sinkage, trip hazards</w:t>
             </w:r>
+            <w:r>
+              <w:t xml:space="preserve">{{n:imp_site_conditions_pavements_sinkage_trip_hazards}}</w:t>
+            </w:r>
           </w:p>
         </w:tc>
         <w:tc>
@@ -5311,6 +5434,9 @@
             <w:r>
               <w:t>Noise</w:t>
             </w:r>
+            <w:r>
+              <w:t xml:space="preserve">{{n:imp_noise}}</w:t>
+            </w:r>
           </w:p>
         </w:tc>
         <w:tc>
@@ -5341,6 +5467,9 @@
             <w:r>
               <w:t>Odour and Ventilation</w:t>
             </w:r>
+            <w:r>
+              <w:t xml:space="preserve">{{n:imp_odour_and_ventilation}}</w:t>
+            </w:r>
           </w:p>
         </w:tc>
         <w:tc>
@@ -5371,6 +5500,9 @@
             <w:r>
               <w:t>Safety (e.g., identity improvements required to lift pumps safely)</w:t>
             </w:r>
+            <w:r>
+              <w:t xml:space="preserve">{{n:imp_safety}}</w:t>
+            </w:r>
           </w:p>
         </w:tc>
         <w:tc>
@@ -5402,6 +5534,9 @@
               <w:lastRenderedPageBreak/>
               <w:t>Safety (e.g., identify electrical safety improvements)</w:t>
             </w:r>
+            <w:r>
+              <w:t xml:space="preserve">{{n:imp_safety_2}}</w:t>
+            </w:r>
           </w:p>
         </w:tc>
         <w:tc>
@@ -5432,6 +5567,9 @@
             <w:r>
               <w:t>Water Meter &amp; RPZV Device</w:t>
             </w:r>
+            <w:r>
+              <w:t xml:space="preserve">{{n:imp_water_meter_rpzv_device}}</w:t>
+            </w:r>
           </w:p>
         </w:tc>
         <w:tc>
@@ -5462,6 +5600,9 @@
             <w:r>
               <w:t>Public Safety</w:t>
             </w:r>
+            <w:r>
+              <w:t xml:space="preserve">{{n:imp_public_safety}}</w:t>
+            </w:r>
           </w:p>
         </w:tc>
         <w:tc>
@@ -5492,6 +5633,9 @@
             <w:r>
               <w:t>Bypass connection point</w:t>
             </w:r>
+            <w:r>
+              <w:t xml:space="preserve">{{n:imp_bypass_connection_point}}</w:t>
+            </w:r>
           </w:p>
         </w:tc>
         <w:tc>
@@ -5522,6 +5666,9 @@
             <w:r>
               <w:t>Drain-pipe valve chamber to wet well</w:t>
             </w:r>
+            <w:r>
+              <w:t xml:space="preserve">{{n:imp_drain_pipe_valve_chamber_to_wet}}</w:t>
+            </w:r>
           </w:p>
         </w:tc>
         <w:tc>
@@ -5552,6 +5699,9 @@
             <w:r>
               <w:t>Scour &amp; Gas Release Chamber</w:t>
             </w:r>
+            <w:r>
+              <w:t xml:space="preserve">{{n:imp_scour_gas_release_chamber}}</w:t>
+            </w:r>
           </w:p>
         </w:tc>
         <w:tc>
@@ -5581,6 +5731,9 @@
             </w:pPr>
             <w:r>
               <w:t>Zero Manhole</w:t>
+            </w:r>
+            <w:r>
+              <w:t xml:space="preserve">{{n:imp_zero_manhole}}</w:t>
             </w:r>
           </w:p>
         </w:tc>
@@ -5753,6 +5906,9 @@
             <w:r>
               <w:t>Signage</w:t>
             </w:r>
+            <w:r>
+              <w:t xml:space="preserve">{{n:cond_signage}}</w:t>
+            </w:r>
           </w:p>
         </w:tc>
         <w:tc>
@@ -5798,6 +5954,9 @@
             <w:r>
               <w:t>Access and Driveway</w:t>
             </w:r>
+            <w:r>
+              <w:t xml:space="preserve">{{n:cond_access_and_driveway}}</w:t>
+            </w:r>
           </w:p>
         </w:tc>
         <w:tc>
@@ -5843,6 +6002,9 @@
             <w:r>
               <w:t>Switchboard</w:t>
             </w:r>
+            <w:r>
+              <w:t xml:space="preserve">{{n:cond_switchboard}}</w:t>
+            </w:r>
           </w:p>
         </w:tc>
         <w:tc>
@@ -5888,6 +6050,9 @@
             <w:r>
               <w:t>Property Pole</w:t>
             </w:r>
+            <w:r>
+              <w:t xml:space="preserve">{{n:cond_property_pole}}</w:t>
+            </w:r>
           </w:p>
         </w:tc>
         <w:tc>
@@ -5933,6 +6098,9 @@
             <w:r>
               <w:t>Telemetry</w:t>
             </w:r>
+            <w:r>
+              <w:t xml:space="preserve">{{n:cond_telemetry}}</w:t>
+            </w:r>
           </w:p>
         </w:tc>
         <w:tc>
@@ -5977,6 +6145,9 @@
             </w:pPr>
             <w:r>
               <w:t>RPZ</w:t>
+            </w:r>
+            <w:r>
+              <w:t xml:space="preserve">{{n:cond_rpz}}</w:t>
             </w:r>
           </w:p>
         </w:tc>
@@ -6026,6 +6197,9 @@
             <w:r>
               <w:t>Vent Pole / Base</w:t>
             </w:r>
+            <w:r>
+              <w:t xml:space="preserve">{{n:cond_vent_pole_base}}</w:t>
+            </w:r>
           </w:p>
         </w:tc>
         <w:tc>
@@ -6071,6 +6245,9 @@
             <w:r>
               <w:t>Access Lid</w:t>
             </w:r>
+            <w:r>
+              <w:t xml:space="preserve">{{n:cond_access_lid}}</w:t>
+            </w:r>
           </w:p>
         </w:tc>
         <w:tc>
@@ -6116,6 +6293,9 @@
             <w:r>
               <w:t>Odour Seals</w:t>
             </w:r>
+            <w:r>
+              <w:t xml:space="preserve">{{n:cond_odour_seals}}</w:t>
+            </w:r>
           </w:p>
         </w:tc>
         <w:tc>
@@ -6161,6 +6341,9 @@
             <w:r>
               <w:t>Fall Protection</w:t>
             </w:r>
+            <w:r>
+              <w:t xml:space="preserve">{{n:cond_fall_protection}}</w:t>
+            </w:r>
           </w:p>
         </w:tc>
         <w:tc>
@@ -6206,6 +6389,9 @@
             <w:r>
               <w:t>Wet Well Wall</w:t>
             </w:r>
+            <w:r>
+              <w:t xml:space="preserve">{{n:cond_wet_well_wall}}</w:t>
+            </w:r>
           </w:p>
         </w:tc>
         <w:tc>
@@ -6251,6 +6437,9 @@
             <w:r>
               <w:t>Ladder</w:t>
             </w:r>
+            <w:r>
+              <w:t xml:space="preserve">{{n:cond_ladder}}</w:t>
+            </w:r>
           </w:p>
         </w:tc>
         <w:tc>
@@ -6296,6 +6485,9 @@
             <w:r>
               <w:t>Hand-railing</w:t>
             </w:r>
+            <w:r>
+              <w:t xml:space="preserve">{{n:cond_hand_railing}}</w:t>
+            </w:r>
           </w:p>
         </w:tc>
         <w:tc>
@@ -6341,6 +6533,9 @@
             <w:r>
               <w:t>Inlet Penetration</w:t>
             </w:r>
+            <w:r>
+              <w:t xml:space="preserve">{{n:cond_inlet_penetration}}</w:t>
+            </w:r>
           </w:p>
         </w:tc>
         <w:tc>
@@ -6387,6 +6582,9 @@
               <w:lastRenderedPageBreak/>
               <w:t>Inlet Valve / Spindle</w:t>
             </w:r>
+            <w:r>
+              <w:t xml:space="preserve">{{n:cond_inlet_valve_spindle}}</w:t>
+            </w:r>
           </w:p>
         </w:tc>
         <w:tc>
@@ -6432,6 +6630,9 @@
             <w:r>
               <w:t>Dropper Pipe / Baffle</w:t>
             </w:r>
+            <w:r>
+              <w:t xml:space="preserve">{{n:cond_dropper_pipe_baffle}}</w:t>
+            </w:r>
           </w:p>
         </w:tc>
         <w:tc>
@@ -6477,6 +6678,9 @@
             <w:r>
               <w:t>Benching</w:t>
             </w:r>
+            <w:r>
+              <w:t xml:space="preserve">{{n:cond_benching}}</w:t>
+            </w:r>
           </w:p>
         </w:tc>
         <w:tc>
@@ -6522,6 +6726,9 @@
             <w:r>
               <w:t>Pedestals</w:t>
             </w:r>
+            <w:r>
+              <w:t xml:space="preserve">{{n:cond_pedestals}}</w:t>
+            </w:r>
           </w:p>
         </w:tc>
         <w:tc>
@@ -6567,6 +6774,9 @@
             <w:r>
               <w:t>Pumps</w:t>
             </w:r>
+            <w:r>
+              <w:t xml:space="preserve">{{n:cond_pumps}}</w:t>
+            </w:r>
           </w:p>
         </w:tc>
         <w:tc>
@@ -6612,6 +6822,9 @@
             <w:r>
               <w:t>Chains</w:t>
             </w:r>
+            <w:r>
+              <w:t xml:space="preserve">{{n:cond_chains}}</w:t>
+            </w:r>
           </w:p>
         </w:tc>
         <w:tc>
@@ -6657,6 +6870,9 @@
             <w:r>
               <w:t>Guide Rails</w:t>
             </w:r>
+            <w:r>
+              <w:t xml:space="preserve">{{n:cond_guide_rails}}</w:t>
+            </w:r>
           </w:p>
         </w:tc>
         <w:tc>
@@ -6702,6 +6918,9 @@
             <w:r>
               <w:t>Guide Rail Brackets</w:t>
             </w:r>
+            <w:r>
+              <w:t xml:space="preserve">{{n:cond_guide_rail_brackets}}</w:t>
+            </w:r>
           </w:p>
         </w:tc>
         <w:tc>
@@ -6747,6 +6966,9 @@
             <w:r>
               <w:t>Riser Pipework / Bends</w:t>
             </w:r>
+            <w:r>
+              <w:t xml:space="preserve">{{n:cond_riser_pipework_bends}}</w:t>
+            </w:r>
           </w:p>
         </w:tc>
         <w:tc>
@@ -6792,6 +7014,9 @@
             <w:r>
               <w:t>Reflux Valves</w:t>
             </w:r>
+            <w:r>
+              <w:t xml:space="preserve">{{n:cond_reflux_valves}}</w:t>
+            </w:r>
           </w:p>
         </w:tc>
         <w:tc>
@@ -6837,6 +7062,9 @@
             <w:r>
               <w:t>Gate Valves / Spindles</w:t>
             </w:r>
+            <w:r>
+              <w:t xml:space="preserve">{{n:cond_gate_valves_spindles}}</w:t>
+            </w:r>
           </w:p>
         </w:tc>
         <w:tc>
@@ -6882,6 +7110,9 @@
             <w:r>
               <w:t>Discharge Penetrations</w:t>
             </w:r>
+            <w:r>
+              <w:t xml:space="preserve">{{n:cond_discharge_penetrations}}</w:t>
+            </w:r>
           </w:p>
         </w:tc>
         <w:tc>
@@ -6927,6 +7158,9 @@
             <w:r>
               <w:t>Davit Base</w:t>
             </w:r>
+            <w:r>
+              <w:t xml:space="preserve">{{n:cond_davit_base}}</w:t>
+            </w:r>
           </w:p>
         </w:tc>
         <w:tc>
@@ -6972,6 +7206,9 @@
             <w:r>
               <w:t>Bypass</w:t>
             </w:r>
+            <w:r>
+              <w:t xml:space="preserve">{{n:cond_bypass}}</w:t>
+            </w:r>
           </w:p>
         </w:tc>
         <w:tc>
@@ -7016,6 +7253,9 @@
             </w:pPr>
             <w:r>
               <w:t>Zero Maintenance Hole</w:t>
+            </w:r>
+            <w:r>
+              <w:t xml:space="preserve">{{n:cond_zero_maintenance_hole}}</w:t>
             </w:r>
           </w:p>
         </w:tc>
